--- a/Business Scenario.docx
+++ b/Business Scenario.docx
@@ -4,7 +4,17 @@
   <w:body>
     <w:p>
       <w:pPr>
-        <w:jc w:val="center"/>
+        <w:rPr>
+          <w:rFonts w:ascii="Times New Roman" w:hAnsi="Times New Roman" w:cs="Times New Roman"/>
+          <w:b/>
+          <w:bCs/>
+          <w:i/>
+          <w:iCs/>
+          <w:sz w:val="40"/>
+          <w:szCs w:val="40"/>
+        </w:rPr>
+      </w:pPr>
+      <w:r>
         <w:rPr>
           <w:rFonts w:ascii="Times New Roman" w:hAnsi="Times New Roman" w:cs="Times New Roman"/>
           <w:b/>
@@ -15,8 +25,74 @@
           <w:szCs w:val="40"/>
           <w:u w:val="single"/>
         </w:rPr>
-      </w:pPr>
-      <w:r>
+        <w:t>Course:</w:t>
+      </w:r>
+      <w:r>
+        <w:rPr>
+          <w:rFonts w:ascii="Times New Roman" w:hAnsi="Times New Roman" w:cs="Times New Roman"/>
+          <w:b/>
+          <w:bCs/>
+          <w:i/>
+          <w:iCs/>
+          <w:sz w:val="40"/>
+          <w:szCs w:val="40"/>
+        </w:rPr>
+        <w:t xml:space="preserve"> Database programming</w:t>
+      </w:r>
+    </w:p>
+    <w:p>
+      <w:pPr>
+        <w:rPr>
+          <w:rFonts w:ascii="Times New Roman" w:hAnsi="Times New Roman" w:cs="Times New Roman"/>
+          <w:b/>
+          <w:bCs/>
+          <w:i/>
+          <w:iCs/>
+          <w:sz w:val="40"/>
+          <w:szCs w:val="40"/>
+        </w:rPr>
+      </w:pPr>
+      <w:r>
+        <w:rPr>
+          <w:rFonts w:ascii="Times New Roman" w:hAnsi="Times New Roman" w:cs="Times New Roman"/>
+          <w:b/>
+          <w:bCs/>
+          <w:i/>
+          <w:iCs/>
+          <w:sz w:val="40"/>
+          <w:szCs w:val="40"/>
+        </w:rPr>
+        <w:t>Assignment1</w:t>
+      </w:r>
+    </w:p>
+    <w:p>
+      <w:pPr>
+        <w:rPr>
+          <w:rFonts w:ascii="Times New Roman" w:hAnsi="Times New Roman" w:cs="Times New Roman"/>
+          <w:b/>
+          <w:bCs/>
+          <w:i/>
+          <w:iCs/>
+          <w:sz w:val="40"/>
+          <w:szCs w:val="40"/>
+        </w:rPr>
+      </w:pPr>
+      <w:r>
+        <w:rPr>
+          <w:rFonts w:ascii="Times New Roman" w:hAnsi="Times New Roman" w:cs="Times New Roman"/>
+          <w:b/>
+          <w:bCs/>
+          <w:i/>
+          <w:iCs/>
+          <w:sz w:val="40"/>
+          <w:szCs w:val="40"/>
+        </w:rPr>
+        <w:t>Reg#: 26332/2024</w:t>
+      </w:r>
+    </w:p>
+    <w:p>
+      <w:pPr>
+        <w:jc w:val="center"/>
         <w:rPr>
           <w:rFonts w:ascii="Times New Roman" w:hAnsi="Times New Roman" w:cs="Times New Roman"/>
           <w:b/>
@@ -27,107 +103,37 @@
           <w:szCs w:val="40"/>
           <w:u w:val="single"/>
         </w:rPr>
-        <w:t>Business Scenario</w:t>
-      </w:r>
-    </w:p>
-    <w:p>
-      <w:pPr>
-        <w:rPr>
-          <w:rFonts w:ascii="Times New Roman" w:hAnsi="Times New Roman" w:cs="Times New Roman"/>
-          <w:sz w:val="28"/>
-          <w:szCs w:val="28"/>
-        </w:rPr>
-      </w:pPr>
-      <w:r>
-        <w:rPr>
-          <w:rFonts w:ascii="Times New Roman" w:hAnsi="Times New Roman" w:cs="Times New Roman"/>
-          <w:sz w:val="28"/>
-          <w:szCs w:val="28"/>
-        </w:rPr>
-        <w:t xml:space="preserve">A university needs a Student Information System to manage students, courses, and </w:t>
-      </w:r>
-      <w:proofErr w:type="spellStart"/>
-      <w:r>
-        <w:rPr>
-          <w:rFonts w:ascii="Times New Roman" w:hAnsi="Times New Roman" w:cs="Times New Roman"/>
-          <w:sz w:val="28"/>
-          <w:szCs w:val="28"/>
-        </w:rPr>
-        <w:t>enrollments</w:t>
-      </w:r>
-      <w:proofErr w:type="spellEnd"/>
-      <w:r>
-        <w:rPr>
-          <w:rFonts w:ascii="Times New Roman" w:hAnsi="Times New Roman" w:cs="Times New Roman"/>
-          <w:sz w:val="28"/>
-          <w:szCs w:val="28"/>
-        </w:rPr>
-        <w:t>. The system helps administrators track student performance, course registrations, and academic reports.</w:t>
-      </w:r>
-    </w:p>
-    <w:p>
-      <w:pPr>
-        <w:jc w:val="center"/>
-        <w:rPr>
-          <w:rFonts w:ascii="Times New Roman" w:hAnsi="Times New Roman" w:cs="Times New Roman"/>
-          <w:sz w:val="28"/>
-          <w:szCs w:val="28"/>
-        </w:rPr>
       </w:pPr>
       <w:r>
         <w:rPr>
           <w:rFonts w:ascii="Times New Roman" w:hAnsi="Times New Roman" w:cs="Times New Roman"/>
           <w:b/>
           <w:bCs/>
-          <w:sz w:val="28"/>
-          <w:szCs w:val="28"/>
+          <w:i/>
+          <w:iCs/>
+          <w:sz w:val="40"/>
+          <w:szCs w:val="40"/>
           <w:u w:val="single"/>
         </w:rPr>
-        <w:t>ER Diagram</w:t>
-      </w:r>
-    </w:p>
-    <w:p>
-      <w:pPr>
-        <w:rPr>
-          <w:rFonts w:ascii="Times New Roman" w:hAnsi="Times New Roman" w:cs="Times New Roman"/>
-          <w:sz w:val="28"/>
-          <w:szCs w:val="28"/>
-        </w:rPr>
-      </w:pPr>
-      <w:r>
-        <w:rPr>
-          <w:rFonts w:ascii="Times New Roman" w:hAnsi="Times New Roman" w:cs="Times New Roman"/>
-          <w:sz w:val="28"/>
-          <w:szCs w:val="28"/>
-        </w:rPr>
-        <w:t>Students</w:t>
-      </w:r>
-    </w:p>
-    <w:p>
-      <w:pPr>
-        <w:rPr>
-          <w:rFonts w:ascii="Times New Roman" w:hAnsi="Times New Roman" w:cs="Times New Roman"/>
-          <w:sz w:val="28"/>
-          <w:szCs w:val="28"/>
-        </w:rPr>
-      </w:pPr>
-      <w:r>
-        <w:rPr>
-          <w:rFonts w:ascii="Times New Roman" w:hAnsi="Times New Roman" w:cs="Times New Roman"/>
-          <w:sz w:val="28"/>
-          <w:szCs w:val="28"/>
-        </w:rPr>
-        <w:t>---------</w:t>
-      </w:r>
-    </w:p>
-    <w:p>
-      <w:pPr>
-        <w:rPr>
-          <w:rFonts w:ascii="Times New Roman" w:hAnsi="Times New Roman" w:cs="Times New Roman"/>
-          <w:sz w:val="28"/>
-          <w:szCs w:val="28"/>
-        </w:rPr>
-      </w:pPr>
+        <w:t>Business Scenario</w:t>
+      </w:r>
+    </w:p>
+    <w:p>
+      <w:pPr>
+        <w:rPr>
+          <w:rFonts w:ascii="Times New Roman" w:hAnsi="Times New Roman" w:cs="Times New Roman"/>
+          <w:sz w:val="28"/>
+          <w:szCs w:val="28"/>
+        </w:rPr>
+      </w:pPr>
+      <w:r>
+        <w:rPr>
+          <w:rFonts w:ascii="Times New Roman" w:hAnsi="Times New Roman" w:cs="Times New Roman"/>
+          <w:sz w:val="28"/>
+          <w:szCs w:val="28"/>
+        </w:rPr>
+        <w:t xml:space="preserve">A university needs a Student Information System to manage students, courses, and </w:t>
+      </w:r>
       <w:proofErr w:type="spellStart"/>
       <w:r>
         <w:rPr>
@@ -135,7 +141,7 @@
           <w:sz w:val="28"/>
           <w:szCs w:val="28"/>
         </w:rPr>
-        <w:t>StudentID</w:t>
+        <w:t>enrollments</w:t>
       </w:r>
       <w:proofErr w:type="spellEnd"/>
       <w:r>
@@ -144,477 +150,19 @@
           <w:sz w:val="28"/>
           <w:szCs w:val="28"/>
         </w:rPr>
-        <w:t xml:space="preserve"> (PK)</w:t>
-      </w:r>
-    </w:p>
-    <w:p>
-      <w:pPr>
-        <w:rPr>
-          <w:rFonts w:ascii="Times New Roman" w:hAnsi="Times New Roman" w:cs="Times New Roman"/>
-          <w:sz w:val="28"/>
-          <w:szCs w:val="28"/>
-        </w:rPr>
-      </w:pPr>
-      <w:proofErr w:type="spellStart"/>
-      <w:r>
-        <w:rPr>
-          <w:rFonts w:ascii="Times New Roman" w:hAnsi="Times New Roman" w:cs="Times New Roman"/>
-          <w:sz w:val="28"/>
-          <w:szCs w:val="28"/>
-        </w:rPr>
-        <w:t>StudentName</w:t>
-      </w:r>
-      <w:proofErr w:type="spellEnd"/>
-    </w:p>
-    <w:p>
-      <w:pPr>
-        <w:rPr>
-          <w:rFonts w:ascii="Times New Roman" w:hAnsi="Times New Roman" w:cs="Times New Roman"/>
-          <w:sz w:val="28"/>
-          <w:szCs w:val="28"/>
-        </w:rPr>
-      </w:pPr>
-      <w:r>
-        <w:rPr>
-          <w:rFonts w:ascii="Times New Roman" w:hAnsi="Times New Roman" w:cs="Times New Roman"/>
-          <w:sz w:val="28"/>
-          <w:szCs w:val="28"/>
-        </w:rPr>
-        <w:t>Gender</w:t>
-      </w:r>
-    </w:p>
-    <w:p>
-      <w:pPr>
-        <w:rPr>
-          <w:rFonts w:ascii="Times New Roman" w:hAnsi="Times New Roman" w:cs="Times New Roman"/>
-          <w:sz w:val="28"/>
-          <w:szCs w:val="28"/>
-        </w:rPr>
-      </w:pPr>
-      <w:r>
-        <w:rPr>
-          <w:rFonts w:ascii="Times New Roman" w:hAnsi="Times New Roman" w:cs="Times New Roman"/>
-          <w:sz w:val="28"/>
-          <w:szCs w:val="28"/>
-        </w:rPr>
-        <w:t>Department</w:t>
-      </w:r>
-    </w:p>
-    <w:p>
-      <w:pPr>
-        <w:rPr>
-          <w:rFonts w:ascii="Times New Roman" w:hAnsi="Times New Roman" w:cs="Times New Roman"/>
-          <w:sz w:val="28"/>
-          <w:szCs w:val="28"/>
-        </w:rPr>
-      </w:pPr>
-    </w:p>
-    <w:p>
-      <w:pPr>
-        <w:rPr>
-          <w:rFonts w:ascii="Times New Roman" w:hAnsi="Times New Roman" w:cs="Times New Roman"/>
-          <w:sz w:val="28"/>
-          <w:szCs w:val="28"/>
-        </w:rPr>
-      </w:pPr>
-      <w:r>
-        <w:rPr>
-          <w:rFonts w:ascii="Times New Roman" w:hAnsi="Times New Roman" w:cs="Times New Roman"/>
-          <w:sz w:val="28"/>
-          <w:szCs w:val="28"/>
-        </w:rPr>
-        <w:t xml:space="preserve">      |</w:t>
-      </w:r>
-    </w:p>
-    <w:p>
-      <w:pPr>
-        <w:rPr>
-          <w:rFonts w:ascii="Times New Roman" w:hAnsi="Times New Roman" w:cs="Times New Roman"/>
-          <w:sz w:val="28"/>
-          <w:szCs w:val="28"/>
-        </w:rPr>
-      </w:pPr>
-      <w:r>
-        <w:rPr>
-          <w:rFonts w:ascii="Times New Roman" w:hAnsi="Times New Roman" w:cs="Times New Roman"/>
-          <w:sz w:val="28"/>
-          <w:szCs w:val="28"/>
-        </w:rPr>
-        <w:t xml:space="preserve">      | 1:M</w:t>
-      </w:r>
-    </w:p>
-    <w:p>
-      <w:pPr>
-        <w:rPr>
-          <w:rFonts w:ascii="Times New Roman" w:hAnsi="Times New Roman" w:cs="Times New Roman"/>
-          <w:sz w:val="28"/>
-          <w:szCs w:val="28"/>
-        </w:rPr>
-      </w:pPr>
-      <w:r>
-        <w:rPr>
-          <w:rFonts w:ascii="Times New Roman" w:hAnsi="Times New Roman" w:cs="Times New Roman"/>
-          <w:sz w:val="28"/>
-          <w:szCs w:val="28"/>
-        </w:rPr>
-        <w:t xml:space="preserve">      |</w:t>
-      </w:r>
-    </w:p>
-    <w:p>
-      <w:pPr>
-        <w:rPr>
-          <w:rFonts w:ascii="Times New Roman" w:hAnsi="Times New Roman" w:cs="Times New Roman"/>
-          <w:sz w:val="28"/>
-          <w:szCs w:val="28"/>
-        </w:rPr>
-      </w:pPr>
-    </w:p>
-    <w:p>
-      <w:pPr>
-        <w:rPr>
-          <w:rFonts w:ascii="Times New Roman" w:hAnsi="Times New Roman" w:cs="Times New Roman"/>
-          <w:sz w:val="28"/>
-          <w:szCs w:val="28"/>
-        </w:rPr>
-      </w:pPr>
-      <w:proofErr w:type="spellStart"/>
-      <w:r>
-        <w:rPr>
-          <w:rFonts w:ascii="Times New Roman" w:hAnsi="Times New Roman" w:cs="Times New Roman"/>
-          <w:sz w:val="28"/>
-          <w:szCs w:val="28"/>
-        </w:rPr>
-        <w:t>Enrollments</w:t>
-      </w:r>
-      <w:proofErr w:type="spellEnd"/>
-    </w:p>
-    <w:p>
-      <w:pPr>
-        <w:rPr>
-          <w:rFonts w:ascii="Times New Roman" w:hAnsi="Times New Roman" w:cs="Times New Roman"/>
-          <w:sz w:val="28"/>
-          <w:szCs w:val="28"/>
-        </w:rPr>
-      </w:pPr>
-      <w:r>
-        <w:rPr>
-          <w:rFonts w:ascii="Times New Roman" w:hAnsi="Times New Roman" w:cs="Times New Roman"/>
-          <w:sz w:val="28"/>
-          <w:szCs w:val="28"/>
-        </w:rPr>
-        <w:t>------------</w:t>
-      </w:r>
-    </w:p>
-    <w:p>
-      <w:pPr>
-        <w:rPr>
-          <w:rFonts w:ascii="Times New Roman" w:hAnsi="Times New Roman" w:cs="Times New Roman"/>
-          <w:sz w:val="28"/>
-          <w:szCs w:val="28"/>
-        </w:rPr>
-      </w:pPr>
-      <w:proofErr w:type="spellStart"/>
-      <w:r>
-        <w:rPr>
-          <w:rFonts w:ascii="Times New Roman" w:hAnsi="Times New Roman" w:cs="Times New Roman"/>
-          <w:sz w:val="28"/>
-          <w:szCs w:val="28"/>
-        </w:rPr>
-        <w:t>EnrollmentID</w:t>
-      </w:r>
-      <w:proofErr w:type="spellEnd"/>
-      <w:r>
-        <w:rPr>
-          <w:rFonts w:ascii="Times New Roman" w:hAnsi="Times New Roman" w:cs="Times New Roman"/>
-          <w:sz w:val="28"/>
-          <w:szCs w:val="28"/>
-        </w:rPr>
-        <w:t xml:space="preserve"> (PK)</w:t>
-      </w:r>
-    </w:p>
-    <w:p>
-      <w:pPr>
-        <w:rPr>
-          <w:rFonts w:ascii="Times New Roman" w:hAnsi="Times New Roman" w:cs="Times New Roman"/>
-          <w:sz w:val="28"/>
-          <w:szCs w:val="28"/>
-        </w:rPr>
-      </w:pPr>
-      <w:proofErr w:type="spellStart"/>
-      <w:r>
-        <w:rPr>
-          <w:rFonts w:ascii="Times New Roman" w:hAnsi="Times New Roman" w:cs="Times New Roman"/>
-          <w:sz w:val="28"/>
-          <w:szCs w:val="28"/>
-        </w:rPr>
-        <w:t>StudentID</w:t>
-      </w:r>
-      <w:proofErr w:type="spellEnd"/>
-      <w:r>
-        <w:rPr>
-          <w:rFonts w:ascii="Times New Roman" w:hAnsi="Times New Roman" w:cs="Times New Roman"/>
-          <w:sz w:val="28"/>
-          <w:szCs w:val="28"/>
-        </w:rPr>
-        <w:t xml:space="preserve"> (FK)</w:t>
-      </w:r>
-    </w:p>
-    <w:p>
-      <w:pPr>
-        <w:rPr>
-          <w:rFonts w:ascii="Times New Roman" w:hAnsi="Times New Roman" w:cs="Times New Roman"/>
-          <w:sz w:val="28"/>
-          <w:szCs w:val="28"/>
-        </w:rPr>
-      </w:pPr>
-      <w:proofErr w:type="spellStart"/>
-      <w:r>
-        <w:rPr>
-          <w:rFonts w:ascii="Times New Roman" w:hAnsi="Times New Roman" w:cs="Times New Roman"/>
-          <w:sz w:val="28"/>
-          <w:szCs w:val="28"/>
-        </w:rPr>
-        <w:t>CourseID</w:t>
-      </w:r>
-      <w:proofErr w:type="spellEnd"/>
-      <w:r>
-        <w:rPr>
-          <w:rFonts w:ascii="Times New Roman" w:hAnsi="Times New Roman" w:cs="Times New Roman"/>
-          <w:sz w:val="28"/>
-          <w:szCs w:val="28"/>
-        </w:rPr>
-        <w:t xml:space="preserve"> (FK)</w:t>
-      </w:r>
-    </w:p>
-    <w:p>
-      <w:pPr>
-        <w:rPr>
-          <w:rFonts w:ascii="Times New Roman" w:hAnsi="Times New Roman" w:cs="Times New Roman"/>
-          <w:sz w:val="28"/>
-          <w:szCs w:val="28"/>
-        </w:rPr>
-      </w:pPr>
-      <w:r>
-        <w:rPr>
-          <w:rFonts w:ascii="Times New Roman" w:hAnsi="Times New Roman" w:cs="Times New Roman"/>
-          <w:sz w:val="28"/>
-          <w:szCs w:val="28"/>
-        </w:rPr>
-        <w:t>Score</w:t>
-      </w:r>
-    </w:p>
-    <w:p>
-      <w:pPr>
-        <w:rPr>
-          <w:rFonts w:ascii="Times New Roman" w:hAnsi="Times New Roman" w:cs="Times New Roman"/>
-          <w:sz w:val="28"/>
-          <w:szCs w:val="28"/>
-        </w:rPr>
-      </w:pPr>
-      <w:r>
-        <w:rPr>
-          <w:rFonts w:ascii="Times New Roman" w:hAnsi="Times New Roman" w:cs="Times New Roman"/>
-          <w:sz w:val="28"/>
-          <w:szCs w:val="28"/>
-        </w:rPr>
-        <w:t>Semester</w:t>
-      </w:r>
-    </w:p>
-    <w:p>
-      <w:pPr>
-        <w:rPr>
-          <w:rFonts w:ascii="Times New Roman" w:hAnsi="Times New Roman" w:cs="Times New Roman"/>
-          <w:sz w:val="28"/>
-          <w:szCs w:val="28"/>
-        </w:rPr>
-      </w:pPr>
-    </w:p>
-    <w:p>
-      <w:pPr>
-        <w:rPr>
-          <w:rFonts w:ascii="Times New Roman" w:hAnsi="Times New Roman" w:cs="Times New Roman"/>
-          <w:sz w:val="28"/>
-          <w:szCs w:val="28"/>
-        </w:rPr>
-      </w:pPr>
-      <w:r>
-        <w:rPr>
-          <w:rFonts w:ascii="Times New Roman" w:hAnsi="Times New Roman" w:cs="Times New Roman"/>
-          <w:sz w:val="28"/>
-          <w:szCs w:val="28"/>
-        </w:rPr>
-        <w:t xml:space="preserve">      |</w:t>
-      </w:r>
-    </w:p>
-    <w:p>
-      <w:pPr>
-        <w:rPr>
-          <w:rFonts w:ascii="Times New Roman" w:hAnsi="Times New Roman" w:cs="Times New Roman"/>
-          <w:sz w:val="28"/>
-          <w:szCs w:val="28"/>
-        </w:rPr>
-      </w:pPr>
-      <w:r>
-        <w:rPr>
-          <w:rFonts w:ascii="Times New Roman" w:hAnsi="Times New Roman" w:cs="Times New Roman"/>
-          <w:sz w:val="28"/>
-          <w:szCs w:val="28"/>
-        </w:rPr>
-        <w:t xml:space="preserve">      | M:1</w:t>
-      </w:r>
-    </w:p>
-    <w:p>
-      <w:pPr>
-        <w:rPr>
-          <w:rFonts w:ascii="Times New Roman" w:hAnsi="Times New Roman" w:cs="Times New Roman"/>
-          <w:sz w:val="28"/>
-          <w:szCs w:val="28"/>
-        </w:rPr>
-      </w:pPr>
-      <w:r>
-        <w:rPr>
-          <w:rFonts w:ascii="Times New Roman" w:hAnsi="Times New Roman" w:cs="Times New Roman"/>
-          <w:sz w:val="28"/>
-          <w:szCs w:val="28"/>
-        </w:rPr>
-        <w:lastRenderedPageBreak/>
-        <w:t xml:space="preserve">      |</w:t>
-      </w:r>
-    </w:p>
-    <w:p>
-      <w:pPr>
-        <w:rPr>
-          <w:rFonts w:ascii="Times New Roman" w:hAnsi="Times New Roman" w:cs="Times New Roman"/>
-          <w:sz w:val="28"/>
-          <w:szCs w:val="28"/>
-        </w:rPr>
-      </w:pPr>
-    </w:p>
-    <w:p>
-      <w:pPr>
-        <w:rPr>
-          <w:rFonts w:ascii="Times New Roman" w:hAnsi="Times New Roman" w:cs="Times New Roman"/>
-          <w:sz w:val="28"/>
-          <w:szCs w:val="28"/>
-        </w:rPr>
-      </w:pPr>
-      <w:r>
-        <w:rPr>
-          <w:rFonts w:ascii="Times New Roman" w:hAnsi="Times New Roman" w:cs="Times New Roman"/>
-          <w:sz w:val="28"/>
-          <w:szCs w:val="28"/>
-        </w:rPr>
-        <w:t>Courses</w:t>
-      </w:r>
-    </w:p>
-    <w:p>
-      <w:pPr>
-        <w:rPr>
-          <w:rFonts w:ascii="Times New Roman" w:hAnsi="Times New Roman" w:cs="Times New Roman"/>
-          <w:sz w:val="28"/>
-          <w:szCs w:val="28"/>
-        </w:rPr>
-      </w:pPr>
-      <w:r>
-        <w:rPr>
-          <w:rFonts w:ascii="Times New Roman" w:hAnsi="Times New Roman" w:cs="Times New Roman"/>
-          <w:sz w:val="28"/>
-          <w:szCs w:val="28"/>
-        </w:rPr>
-        <w:t>---------</w:t>
-      </w:r>
-    </w:p>
-    <w:p>
-      <w:pPr>
-        <w:rPr>
-          <w:rFonts w:ascii="Times New Roman" w:hAnsi="Times New Roman" w:cs="Times New Roman"/>
-          <w:sz w:val="28"/>
-          <w:szCs w:val="28"/>
-        </w:rPr>
-      </w:pPr>
-      <w:proofErr w:type="spellStart"/>
-      <w:r>
-        <w:rPr>
-          <w:rFonts w:ascii="Times New Roman" w:hAnsi="Times New Roman" w:cs="Times New Roman"/>
-          <w:sz w:val="28"/>
-          <w:szCs w:val="28"/>
-        </w:rPr>
-        <w:t>CourseID</w:t>
-      </w:r>
-      <w:proofErr w:type="spellEnd"/>
-      <w:r>
-        <w:rPr>
-          <w:rFonts w:ascii="Times New Roman" w:hAnsi="Times New Roman" w:cs="Times New Roman"/>
-          <w:sz w:val="28"/>
-          <w:szCs w:val="28"/>
-        </w:rPr>
-        <w:t xml:space="preserve"> (PK)</w:t>
-      </w:r>
-    </w:p>
-    <w:p>
-      <w:pPr>
-        <w:rPr>
-          <w:rFonts w:ascii="Times New Roman" w:hAnsi="Times New Roman" w:cs="Times New Roman"/>
-          <w:sz w:val="28"/>
-          <w:szCs w:val="28"/>
-        </w:rPr>
-      </w:pPr>
-      <w:proofErr w:type="spellStart"/>
-      <w:r>
-        <w:rPr>
-          <w:rFonts w:ascii="Times New Roman" w:hAnsi="Times New Roman" w:cs="Times New Roman"/>
-          <w:sz w:val="28"/>
-          <w:szCs w:val="28"/>
-        </w:rPr>
-        <w:t>CourseName</w:t>
-      </w:r>
-      <w:proofErr w:type="spellEnd"/>
-    </w:p>
-    <w:p>
-      <w:pPr>
-        <w:rPr>
-          <w:rFonts w:ascii="Times New Roman" w:hAnsi="Times New Roman" w:cs="Times New Roman"/>
-          <w:sz w:val="28"/>
-          <w:szCs w:val="28"/>
-        </w:rPr>
-      </w:pPr>
-      <w:r>
-        <w:rPr>
-          <w:rFonts w:ascii="Times New Roman" w:hAnsi="Times New Roman" w:cs="Times New Roman"/>
-          <w:sz w:val="28"/>
-          <w:szCs w:val="28"/>
-        </w:rPr>
-        <w:t>Credits</w:t>
-      </w:r>
-      <w:r>
-        <w:rPr>
-          <w:rFonts w:ascii="Times New Roman" w:hAnsi="Times New Roman" w:cs="Times New Roman"/>
-          <w:sz w:val="28"/>
-          <w:szCs w:val="28"/>
-        </w:rPr>
-        <w:t>...</w:t>
-      </w:r>
-    </w:p>
-    <w:p>
-      <w:pPr>
-        <w:rPr>
-          <w:rFonts w:ascii="Times New Roman" w:hAnsi="Times New Roman" w:cs="Times New Roman"/>
-          <w:sz w:val="28"/>
-          <w:szCs w:val="28"/>
-        </w:rPr>
-      </w:pPr>
-    </w:p>
-    <w:p>
-      <w:pPr>
-        <w:rPr>
-          <w:rFonts w:ascii="Times New Roman" w:hAnsi="Times New Roman" w:cs="Times New Roman"/>
-          <w:sz w:val="28"/>
-          <w:szCs w:val="28"/>
-        </w:rPr>
-      </w:pPr>
-    </w:p>
-    <w:p>
-      <w:pPr>
+        <w:t>. The system helps administrators track student performance, course registrations, and academic reports.</w:t>
+      </w:r>
+    </w:p>
+    <w:p>
+      <w:pPr>
+        <w:jc w:val="center"/>
+        <w:rPr>
+          <w:rFonts w:ascii="Times New Roman" w:hAnsi="Times New Roman" w:cs="Times New Roman"/>
+          <w:sz w:val="28"/>
+          <w:szCs w:val="28"/>
+        </w:rPr>
+      </w:pPr>
+      <w:r>
         <w:rPr>
           <w:rFonts w:ascii="Times New Roman" w:hAnsi="Times New Roman" w:cs="Times New Roman"/>
           <w:b/>
@@ -623,8 +171,538 @@
           <w:szCs w:val="28"/>
           <w:u w:val="single"/>
         </w:rPr>
-      </w:pPr>
-      <w:r>
+        <w:t>ER Diagram</w:t>
+      </w:r>
+    </w:p>
+    <w:p>
+      <w:pPr>
+        <w:rPr>
+          <w:rFonts w:ascii="Times New Roman" w:hAnsi="Times New Roman" w:cs="Times New Roman"/>
+          <w:sz w:val="28"/>
+          <w:szCs w:val="28"/>
+        </w:rPr>
+      </w:pPr>
+      <w:r>
+        <w:rPr>
+          <w:rFonts w:ascii="Times New Roman" w:hAnsi="Times New Roman" w:cs="Times New Roman"/>
+          <w:sz w:val="28"/>
+          <w:szCs w:val="28"/>
+        </w:rPr>
+        <w:t>Students</w:t>
+      </w:r>
+    </w:p>
+    <w:p>
+      <w:pPr>
+        <w:rPr>
+          <w:rFonts w:ascii="Times New Roman" w:hAnsi="Times New Roman" w:cs="Times New Roman"/>
+          <w:sz w:val="28"/>
+          <w:szCs w:val="28"/>
+        </w:rPr>
+      </w:pPr>
+      <w:r>
+        <w:rPr>
+          <w:rFonts w:ascii="Times New Roman" w:hAnsi="Times New Roman" w:cs="Times New Roman"/>
+          <w:sz w:val="28"/>
+          <w:szCs w:val="28"/>
+        </w:rPr>
+        <w:t>---------</w:t>
+      </w:r>
+    </w:p>
+    <w:p>
+      <w:pPr>
+        <w:rPr>
+          <w:rFonts w:ascii="Times New Roman" w:hAnsi="Times New Roman" w:cs="Times New Roman"/>
+          <w:sz w:val="28"/>
+          <w:szCs w:val="28"/>
+        </w:rPr>
+      </w:pPr>
+      <w:proofErr w:type="spellStart"/>
+      <w:r>
+        <w:rPr>
+          <w:rFonts w:ascii="Times New Roman" w:hAnsi="Times New Roman" w:cs="Times New Roman"/>
+          <w:sz w:val="28"/>
+          <w:szCs w:val="28"/>
+        </w:rPr>
+        <w:t>StudentID</w:t>
+      </w:r>
+      <w:proofErr w:type="spellEnd"/>
+      <w:r>
+        <w:rPr>
+          <w:rFonts w:ascii="Times New Roman" w:hAnsi="Times New Roman" w:cs="Times New Roman"/>
+          <w:sz w:val="28"/>
+          <w:szCs w:val="28"/>
+        </w:rPr>
+        <w:t xml:space="preserve"> (PK)</w:t>
+      </w:r>
+    </w:p>
+    <w:p>
+      <w:pPr>
+        <w:rPr>
+          <w:rFonts w:ascii="Times New Roman" w:hAnsi="Times New Roman" w:cs="Times New Roman"/>
+          <w:sz w:val="28"/>
+          <w:szCs w:val="28"/>
+        </w:rPr>
+      </w:pPr>
+      <w:proofErr w:type="spellStart"/>
+      <w:r>
+        <w:rPr>
+          <w:rFonts w:ascii="Times New Roman" w:hAnsi="Times New Roman" w:cs="Times New Roman"/>
+          <w:sz w:val="28"/>
+          <w:szCs w:val="28"/>
+        </w:rPr>
+        <w:t>StudentName</w:t>
+      </w:r>
+      <w:proofErr w:type="spellEnd"/>
+    </w:p>
+    <w:p>
+      <w:pPr>
+        <w:rPr>
+          <w:rFonts w:ascii="Times New Roman" w:hAnsi="Times New Roman" w:cs="Times New Roman"/>
+          <w:sz w:val="28"/>
+          <w:szCs w:val="28"/>
+        </w:rPr>
+      </w:pPr>
+      <w:r>
+        <w:rPr>
+          <w:rFonts w:ascii="Times New Roman" w:hAnsi="Times New Roman" w:cs="Times New Roman"/>
+          <w:sz w:val="28"/>
+          <w:szCs w:val="28"/>
+        </w:rPr>
+        <w:t>Gender</w:t>
+      </w:r>
+    </w:p>
+    <w:p>
+      <w:pPr>
+        <w:rPr>
+          <w:rFonts w:ascii="Times New Roman" w:hAnsi="Times New Roman" w:cs="Times New Roman"/>
+          <w:sz w:val="28"/>
+          <w:szCs w:val="28"/>
+        </w:rPr>
+      </w:pPr>
+      <w:r>
+        <w:rPr>
+          <w:rFonts w:ascii="Times New Roman" w:hAnsi="Times New Roman" w:cs="Times New Roman"/>
+          <w:sz w:val="28"/>
+          <w:szCs w:val="28"/>
+        </w:rPr>
+        <w:t>Department</w:t>
+      </w:r>
+    </w:p>
+    <w:p>
+      <w:pPr>
+        <w:rPr>
+          <w:rFonts w:ascii="Times New Roman" w:hAnsi="Times New Roman" w:cs="Times New Roman"/>
+          <w:sz w:val="28"/>
+          <w:szCs w:val="28"/>
+        </w:rPr>
+      </w:pPr>
+    </w:p>
+    <w:p>
+      <w:pPr>
+        <w:rPr>
+          <w:rFonts w:ascii="Times New Roman" w:hAnsi="Times New Roman" w:cs="Times New Roman"/>
+          <w:sz w:val="28"/>
+          <w:szCs w:val="28"/>
+        </w:rPr>
+      </w:pPr>
+      <w:r>
+        <w:rPr>
+          <w:rFonts w:ascii="Times New Roman" w:hAnsi="Times New Roman" w:cs="Times New Roman"/>
+          <w:sz w:val="28"/>
+          <w:szCs w:val="28"/>
+        </w:rPr>
+        <w:t xml:space="preserve">      |</w:t>
+      </w:r>
+    </w:p>
+    <w:p>
+      <w:pPr>
+        <w:rPr>
+          <w:rFonts w:ascii="Times New Roman" w:hAnsi="Times New Roman" w:cs="Times New Roman"/>
+          <w:sz w:val="28"/>
+          <w:szCs w:val="28"/>
+        </w:rPr>
+      </w:pPr>
+      <w:r>
+        <w:rPr>
+          <w:rFonts w:ascii="Times New Roman" w:hAnsi="Times New Roman" w:cs="Times New Roman"/>
+          <w:sz w:val="28"/>
+          <w:szCs w:val="28"/>
+        </w:rPr>
+        <w:t xml:space="preserve">      | 1:M</w:t>
+      </w:r>
+    </w:p>
+    <w:p>
+      <w:pPr>
+        <w:rPr>
+          <w:rFonts w:ascii="Times New Roman" w:hAnsi="Times New Roman" w:cs="Times New Roman"/>
+          <w:sz w:val="28"/>
+          <w:szCs w:val="28"/>
+        </w:rPr>
+      </w:pPr>
+      <w:r>
+        <w:rPr>
+          <w:rFonts w:ascii="Times New Roman" w:hAnsi="Times New Roman" w:cs="Times New Roman"/>
+          <w:sz w:val="28"/>
+          <w:szCs w:val="28"/>
+        </w:rPr>
+        <w:t xml:space="preserve">      |</w:t>
+      </w:r>
+    </w:p>
+    <w:p>
+      <w:pPr>
+        <w:rPr>
+          <w:rFonts w:ascii="Times New Roman" w:hAnsi="Times New Roman" w:cs="Times New Roman"/>
+          <w:sz w:val="28"/>
+          <w:szCs w:val="28"/>
+        </w:rPr>
+      </w:pPr>
+    </w:p>
+    <w:p>
+      <w:pPr>
+        <w:rPr>
+          <w:rFonts w:ascii="Times New Roman" w:hAnsi="Times New Roman" w:cs="Times New Roman"/>
+          <w:sz w:val="28"/>
+          <w:szCs w:val="28"/>
+        </w:rPr>
+      </w:pPr>
+      <w:proofErr w:type="spellStart"/>
+      <w:r>
+        <w:rPr>
+          <w:rFonts w:ascii="Times New Roman" w:hAnsi="Times New Roman" w:cs="Times New Roman"/>
+          <w:sz w:val="28"/>
+          <w:szCs w:val="28"/>
+        </w:rPr>
+        <w:t>Enrollments</w:t>
+      </w:r>
+      <w:proofErr w:type="spellEnd"/>
+    </w:p>
+    <w:p>
+      <w:pPr>
+        <w:rPr>
+          <w:rFonts w:ascii="Times New Roman" w:hAnsi="Times New Roman" w:cs="Times New Roman"/>
+          <w:sz w:val="28"/>
+          <w:szCs w:val="28"/>
+        </w:rPr>
+      </w:pPr>
+      <w:r>
+        <w:rPr>
+          <w:rFonts w:ascii="Times New Roman" w:hAnsi="Times New Roman" w:cs="Times New Roman"/>
+          <w:sz w:val="28"/>
+          <w:szCs w:val="28"/>
+        </w:rPr>
+        <w:t>------------</w:t>
+      </w:r>
+    </w:p>
+    <w:p>
+      <w:pPr>
+        <w:rPr>
+          <w:rFonts w:ascii="Times New Roman" w:hAnsi="Times New Roman" w:cs="Times New Roman"/>
+          <w:sz w:val="28"/>
+          <w:szCs w:val="28"/>
+        </w:rPr>
+      </w:pPr>
+      <w:proofErr w:type="spellStart"/>
+      <w:r>
+        <w:rPr>
+          <w:rFonts w:ascii="Times New Roman" w:hAnsi="Times New Roman" w:cs="Times New Roman"/>
+          <w:sz w:val="28"/>
+          <w:szCs w:val="28"/>
+        </w:rPr>
+        <w:t>EnrollmentID</w:t>
+      </w:r>
+      <w:proofErr w:type="spellEnd"/>
+      <w:r>
+        <w:rPr>
+          <w:rFonts w:ascii="Times New Roman" w:hAnsi="Times New Roman" w:cs="Times New Roman"/>
+          <w:sz w:val="28"/>
+          <w:szCs w:val="28"/>
+        </w:rPr>
+        <w:t xml:space="preserve"> (PK)</w:t>
+      </w:r>
+    </w:p>
+    <w:p>
+      <w:pPr>
+        <w:rPr>
+          <w:rFonts w:ascii="Times New Roman" w:hAnsi="Times New Roman" w:cs="Times New Roman"/>
+          <w:sz w:val="28"/>
+          <w:szCs w:val="28"/>
+        </w:rPr>
+      </w:pPr>
+      <w:proofErr w:type="spellStart"/>
+      <w:r>
+        <w:rPr>
+          <w:rFonts w:ascii="Times New Roman" w:hAnsi="Times New Roman" w:cs="Times New Roman"/>
+          <w:sz w:val="28"/>
+          <w:szCs w:val="28"/>
+        </w:rPr>
+        <w:t>StudentID</w:t>
+      </w:r>
+      <w:proofErr w:type="spellEnd"/>
+      <w:r>
+        <w:rPr>
+          <w:rFonts w:ascii="Times New Roman" w:hAnsi="Times New Roman" w:cs="Times New Roman"/>
+          <w:sz w:val="28"/>
+          <w:szCs w:val="28"/>
+        </w:rPr>
+        <w:t xml:space="preserve"> (FK)</w:t>
+      </w:r>
+    </w:p>
+    <w:p>
+      <w:pPr>
+        <w:rPr>
+          <w:rFonts w:ascii="Times New Roman" w:hAnsi="Times New Roman" w:cs="Times New Roman"/>
+          <w:sz w:val="28"/>
+          <w:szCs w:val="28"/>
+        </w:rPr>
+      </w:pPr>
+      <w:proofErr w:type="spellStart"/>
+      <w:r>
+        <w:rPr>
+          <w:rFonts w:ascii="Times New Roman" w:hAnsi="Times New Roman" w:cs="Times New Roman"/>
+          <w:sz w:val="28"/>
+          <w:szCs w:val="28"/>
+        </w:rPr>
+        <w:t>CourseID</w:t>
+      </w:r>
+      <w:proofErr w:type="spellEnd"/>
+      <w:r>
+        <w:rPr>
+          <w:rFonts w:ascii="Times New Roman" w:hAnsi="Times New Roman" w:cs="Times New Roman"/>
+          <w:sz w:val="28"/>
+          <w:szCs w:val="28"/>
+        </w:rPr>
+        <w:t xml:space="preserve"> (FK)</w:t>
+      </w:r>
+    </w:p>
+    <w:p>
+      <w:pPr>
+        <w:rPr>
+          <w:rFonts w:ascii="Times New Roman" w:hAnsi="Times New Roman" w:cs="Times New Roman"/>
+          <w:sz w:val="28"/>
+          <w:szCs w:val="28"/>
+        </w:rPr>
+      </w:pPr>
+      <w:r>
+        <w:rPr>
+          <w:rFonts w:ascii="Times New Roman" w:hAnsi="Times New Roman" w:cs="Times New Roman"/>
+          <w:sz w:val="28"/>
+          <w:szCs w:val="28"/>
+        </w:rPr>
+        <w:t>Score</w:t>
+      </w:r>
+    </w:p>
+    <w:p>
+      <w:pPr>
+        <w:rPr>
+          <w:rFonts w:ascii="Times New Roman" w:hAnsi="Times New Roman" w:cs="Times New Roman"/>
+          <w:sz w:val="28"/>
+          <w:szCs w:val="28"/>
+        </w:rPr>
+      </w:pPr>
+      <w:r>
+        <w:rPr>
+          <w:rFonts w:ascii="Times New Roman" w:hAnsi="Times New Roman" w:cs="Times New Roman"/>
+          <w:sz w:val="28"/>
+          <w:szCs w:val="28"/>
+        </w:rPr>
+        <w:lastRenderedPageBreak/>
+        <w:t>Semester</w:t>
+      </w:r>
+    </w:p>
+    <w:p>
+      <w:pPr>
+        <w:rPr>
+          <w:rFonts w:ascii="Times New Roman" w:hAnsi="Times New Roman" w:cs="Times New Roman"/>
+          <w:sz w:val="28"/>
+          <w:szCs w:val="28"/>
+        </w:rPr>
+      </w:pPr>
+    </w:p>
+    <w:p>
+      <w:pPr>
+        <w:rPr>
+          <w:rFonts w:ascii="Times New Roman" w:hAnsi="Times New Roman" w:cs="Times New Roman"/>
+          <w:sz w:val="28"/>
+          <w:szCs w:val="28"/>
+        </w:rPr>
+      </w:pPr>
+      <w:r>
+        <w:rPr>
+          <w:rFonts w:ascii="Times New Roman" w:hAnsi="Times New Roman" w:cs="Times New Roman"/>
+          <w:sz w:val="28"/>
+          <w:szCs w:val="28"/>
+        </w:rPr>
+        <w:t xml:space="preserve">      |</w:t>
+      </w:r>
+    </w:p>
+    <w:p>
+      <w:pPr>
+        <w:rPr>
+          <w:rFonts w:ascii="Times New Roman" w:hAnsi="Times New Roman" w:cs="Times New Roman"/>
+          <w:sz w:val="28"/>
+          <w:szCs w:val="28"/>
+        </w:rPr>
+      </w:pPr>
+      <w:r>
+        <w:rPr>
+          <w:rFonts w:ascii="Times New Roman" w:hAnsi="Times New Roman" w:cs="Times New Roman"/>
+          <w:sz w:val="28"/>
+          <w:szCs w:val="28"/>
+        </w:rPr>
+        <w:t xml:space="preserve">      | M:1</w:t>
+      </w:r>
+    </w:p>
+    <w:p>
+      <w:pPr>
+        <w:rPr>
+          <w:rFonts w:ascii="Times New Roman" w:hAnsi="Times New Roman" w:cs="Times New Roman"/>
+          <w:sz w:val="28"/>
+          <w:szCs w:val="28"/>
+        </w:rPr>
+      </w:pPr>
+      <w:r>
+        <w:rPr>
+          <w:rFonts w:ascii="Times New Roman" w:hAnsi="Times New Roman" w:cs="Times New Roman"/>
+          <w:sz w:val="28"/>
+          <w:szCs w:val="28"/>
+        </w:rPr>
+        <w:t xml:space="preserve">      |</w:t>
+      </w:r>
+    </w:p>
+    <w:p>
+      <w:pPr>
+        <w:rPr>
+          <w:rFonts w:ascii="Times New Roman" w:hAnsi="Times New Roman" w:cs="Times New Roman"/>
+          <w:sz w:val="28"/>
+          <w:szCs w:val="28"/>
+        </w:rPr>
+      </w:pPr>
+    </w:p>
+    <w:p>
+      <w:pPr>
+        <w:rPr>
+          <w:rFonts w:ascii="Times New Roman" w:hAnsi="Times New Roman" w:cs="Times New Roman"/>
+          <w:sz w:val="28"/>
+          <w:szCs w:val="28"/>
+        </w:rPr>
+      </w:pPr>
+      <w:r>
+        <w:rPr>
+          <w:rFonts w:ascii="Times New Roman" w:hAnsi="Times New Roman" w:cs="Times New Roman"/>
+          <w:sz w:val="28"/>
+          <w:szCs w:val="28"/>
+        </w:rPr>
+        <w:t>Courses</w:t>
+      </w:r>
+    </w:p>
+    <w:p>
+      <w:pPr>
+        <w:rPr>
+          <w:rFonts w:ascii="Times New Roman" w:hAnsi="Times New Roman" w:cs="Times New Roman"/>
+          <w:sz w:val="28"/>
+          <w:szCs w:val="28"/>
+        </w:rPr>
+      </w:pPr>
+      <w:r>
+        <w:rPr>
+          <w:rFonts w:ascii="Times New Roman" w:hAnsi="Times New Roman" w:cs="Times New Roman"/>
+          <w:sz w:val="28"/>
+          <w:szCs w:val="28"/>
+        </w:rPr>
+        <w:t>---------</w:t>
+      </w:r>
+    </w:p>
+    <w:p>
+      <w:pPr>
+        <w:rPr>
+          <w:rFonts w:ascii="Times New Roman" w:hAnsi="Times New Roman" w:cs="Times New Roman"/>
+          <w:sz w:val="28"/>
+          <w:szCs w:val="28"/>
+        </w:rPr>
+      </w:pPr>
+      <w:proofErr w:type="spellStart"/>
+      <w:r>
+        <w:rPr>
+          <w:rFonts w:ascii="Times New Roman" w:hAnsi="Times New Roman" w:cs="Times New Roman"/>
+          <w:sz w:val="28"/>
+          <w:szCs w:val="28"/>
+        </w:rPr>
+        <w:t>CourseID</w:t>
+      </w:r>
+      <w:proofErr w:type="spellEnd"/>
+      <w:r>
+        <w:rPr>
+          <w:rFonts w:ascii="Times New Roman" w:hAnsi="Times New Roman" w:cs="Times New Roman"/>
+          <w:sz w:val="28"/>
+          <w:szCs w:val="28"/>
+        </w:rPr>
+        <w:t xml:space="preserve"> (PK)</w:t>
+      </w:r>
+    </w:p>
+    <w:p>
+      <w:pPr>
+        <w:rPr>
+          <w:rFonts w:ascii="Times New Roman" w:hAnsi="Times New Roman" w:cs="Times New Roman"/>
+          <w:sz w:val="28"/>
+          <w:szCs w:val="28"/>
+        </w:rPr>
+      </w:pPr>
+      <w:proofErr w:type="spellStart"/>
+      <w:r>
+        <w:rPr>
+          <w:rFonts w:ascii="Times New Roman" w:hAnsi="Times New Roman" w:cs="Times New Roman"/>
+          <w:sz w:val="28"/>
+          <w:szCs w:val="28"/>
+        </w:rPr>
+        <w:t>CourseName</w:t>
+      </w:r>
+      <w:proofErr w:type="spellEnd"/>
+    </w:p>
+    <w:p>
+      <w:pPr>
+        <w:rPr>
+          <w:rFonts w:ascii="Times New Roman" w:hAnsi="Times New Roman" w:cs="Times New Roman"/>
+          <w:sz w:val="28"/>
+          <w:szCs w:val="28"/>
+        </w:rPr>
+      </w:pPr>
+      <w:r>
+        <w:rPr>
+          <w:rFonts w:ascii="Times New Roman" w:hAnsi="Times New Roman" w:cs="Times New Roman"/>
+          <w:sz w:val="28"/>
+          <w:szCs w:val="28"/>
+        </w:rPr>
+        <w:t>Credits</w:t>
+      </w:r>
+      <w:r>
+        <w:rPr>
+          <w:rFonts w:ascii="Times New Roman" w:hAnsi="Times New Roman" w:cs="Times New Roman"/>
+          <w:sz w:val="28"/>
+          <w:szCs w:val="28"/>
+        </w:rPr>
+        <w:t>...</w:t>
+      </w:r>
+    </w:p>
+    <w:p>
+      <w:pPr>
+        <w:rPr>
+          <w:rFonts w:ascii="Times New Roman" w:hAnsi="Times New Roman" w:cs="Times New Roman"/>
+          <w:sz w:val="28"/>
+          <w:szCs w:val="28"/>
+        </w:rPr>
+      </w:pPr>
+    </w:p>
+    <w:p>
+      <w:pPr>
+        <w:rPr>
+          <w:rFonts w:ascii="Times New Roman" w:hAnsi="Times New Roman" w:cs="Times New Roman"/>
+          <w:sz w:val="28"/>
+          <w:szCs w:val="28"/>
+        </w:rPr>
+      </w:pPr>
+    </w:p>
+    <w:p>
+      <w:pPr>
         <w:rPr>
           <w:rFonts w:ascii="Times New Roman" w:hAnsi="Times New Roman" w:cs="Times New Roman"/>
           <w:b/>
@@ -633,8 +711,7 @@
           <w:szCs w:val="28"/>
           <w:u w:val="single"/>
         </w:rPr>
-        <w:t>Analysis and Findings</w:t>
-      </w:r>
+      </w:pPr>
       <w:r>
         <w:rPr>
           <w:rFonts w:ascii="Times New Roman" w:hAnsi="Times New Roman" w:cs="Times New Roman"/>
@@ -644,114 +721,116 @@
           <w:szCs w:val="28"/>
           <w:u w:val="single"/>
         </w:rPr>
-        <w:t>:</w:t>
-      </w:r>
-    </w:p>
-    <w:p>
-      <w:pPr>
-        <w:rPr>
-          <w:rFonts w:ascii="Times New Roman" w:hAnsi="Times New Roman" w:cs="Times New Roman"/>
-          <w:sz w:val="28"/>
-          <w:szCs w:val="28"/>
-        </w:rPr>
-      </w:pPr>
-      <w:r>
-        <w:rPr>
-          <w:rFonts w:ascii="Times New Roman" w:hAnsi="Times New Roman" w:cs="Times New Roman"/>
-          <w:sz w:val="28"/>
-          <w:szCs w:val="28"/>
-        </w:rPr>
-        <w:t>Descriptive Analysis (What Happened?)</w:t>
-      </w:r>
-    </w:p>
-    <w:p>
-      <w:pPr>
-        <w:rPr>
-          <w:rFonts w:ascii="Times New Roman" w:hAnsi="Times New Roman" w:cs="Times New Roman"/>
-          <w:sz w:val="28"/>
-          <w:szCs w:val="28"/>
-        </w:rPr>
-      </w:pPr>
-      <w:r>
-        <w:rPr>
-          <w:rFonts w:ascii="Times New Roman" w:hAnsi="Times New Roman" w:cs="Times New Roman"/>
-          <w:sz w:val="28"/>
-          <w:szCs w:val="28"/>
-        </w:rPr>
-        <w:t>Highest student score is 95.</w:t>
-      </w:r>
-    </w:p>
-    <w:p>
-      <w:pPr>
-        <w:rPr>
-          <w:rFonts w:ascii="Times New Roman" w:hAnsi="Times New Roman" w:cs="Times New Roman"/>
-          <w:sz w:val="28"/>
-          <w:szCs w:val="28"/>
-        </w:rPr>
-      </w:pPr>
-      <w:r>
-        <w:rPr>
-          <w:rFonts w:ascii="Times New Roman" w:hAnsi="Times New Roman" w:cs="Times New Roman"/>
-          <w:sz w:val="28"/>
-          <w:szCs w:val="28"/>
-        </w:rPr>
-        <w:t>Lowest student score is 70.</w:t>
-      </w:r>
-    </w:p>
-    <w:p>
-      <w:pPr>
-        <w:rPr>
-          <w:rFonts w:ascii="Times New Roman" w:hAnsi="Times New Roman" w:cs="Times New Roman"/>
-          <w:sz w:val="28"/>
-          <w:szCs w:val="28"/>
-        </w:rPr>
-      </w:pPr>
-      <w:r>
-        <w:rPr>
-          <w:rFonts w:ascii="Times New Roman" w:hAnsi="Times New Roman" w:cs="Times New Roman"/>
-          <w:sz w:val="28"/>
-          <w:szCs w:val="28"/>
-        </w:rPr>
-        <w:t>Average score is approximately 84.</w:t>
-      </w:r>
-    </w:p>
-    <w:p>
-      <w:pPr>
-        <w:rPr>
-          <w:rFonts w:ascii="Times New Roman" w:hAnsi="Times New Roman" w:cs="Times New Roman"/>
-          <w:sz w:val="28"/>
-          <w:szCs w:val="28"/>
-        </w:rPr>
-      </w:pPr>
-      <w:r>
-        <w:rPr>
-          <w:rFonts w:ascii="Times New Roman" w:hAnsi="Times New Roman" w:cs="Times New Roman"/>
-          <w:sz w:val="28"/>
-          <w:szCs w:val="28"/>
-        </w:rPr>
-        <w:t>Computer Science students registered for most courses.</w:t>
-      </w:r>
-    </w:p>
-    <w:p>
-      <w:pPr>
-        <w:rPr>
-          <w:rFonts w:ascii="Times New Roman" w:hAnsi="Times New Roman" w:cs="Times New Roman"/>
-          <w:sz w:val="28"/>
-          <w:szCs w:val="28"/>
-        </w:rPr>
-      </w:pPr>
-    </w:p>
-    <w:p>
-      <w:pPr>
+        <w:t>Analysis and Findings</w:t>
+      </w:r>
+      <w:r>
         <w:rPr>
           <w:rFonts w:ascii="Times New Roman" w:hAnsi="Times New Roman" w:cs="Times New Roman"/>
           <w:b/>
           <w:bCs/>
           <w:sz w:val="28"/>
           <w:szCs w:val="28"/>
-        </w:rPr>
-      </w:pPr>
-      <w:r>
+          <w:u w:val="single"/>
+        </w:rPr>
+        <w:t>:</w:t>
+      </w:r>
+    </w:p>
+    <w:p>
+      <w:pPr>
+        <w:rPr>
+          <w:rFonts w:ascii="Times New Roman" w:hAnsi="Times New Roman" w:cs="Times New Roman"/>
+          <w:sz w:val="28"/>
+          <w:szCs w:val="28"/>
+        </w:rPr>
+      </w:pPr>
+      <w:r>
+        <w:rPr>
+          <w:rFonts w:ascii="Times New Roman" w:hAnsi="Times New Roman" w:cs="Times New Roman"/>
+          <w:sz w:val="28"/>
+          <w:szCs w:val="28"/>
+        </w:rPr>
+        <w:t>Descriptive Analysis (What Happened?)</w:t>
+      </w:r>
+    </w:p>
+    <w:p>
+      <w:pPr>
+        <w:rPr>
+          <w:rFonts w:ascii="Times New Roman" w:hAnsi="Times New Roman" w:cs="Times New Roman"/>
+          <w:sz w:val="28"/>
+          <w:szCs w:val="28"/>
+        </w:rPr>
+      </w:pPr>
+      <w:r>
+        <w:rPr>
+          <w:rFonts w:ascii="Times New Roman" w:hAnsi="Times New Roman" w:cs="Times New Roman"/>
+          <w:sz w:val="28"/>
+          <w:szCs w:val="28"/>
+        </w:rPr>
+        <w:t>Highest student score is 95.</w:t>
+      </w:r>
+    </w:p>
+    <w:p>
+      <w:pPr>
+        <w:rPr>
+          <w:rFonts w:ascii="Times New Roman" w:hAnsi="Times New Roman" w:cs="Times New Roman"/>
+          <w:sz w:val="28"/>
+          <w:szCs w:val="28"/>
+        </w:rPr>
+      </w:pPr>
+      <w:r>
+        <w:rPr>
+          <w:rFonts w:ascii="Times New Roman" w:hAnsi="Times New Roman" w:cs="Times New Roman"/>
+          <w:sz w:val="28"/>
+          <w:szCs w:val="28"/>
+        </w:rPr>
+        <w:t>Lowest student score is 70.</w:t>
+      </w:r>
+    </w:p>
+    <w:p>
+      <w:pPr>
+        <w:rPr>
+          <w:rFonts w:ascii="Times New Roman" w:hAnsi="Times New Roman" w:cs="Times New Roman"/>
+          <w:sz w:val="28"/>
+          <w:szCs w:val="28"/>
+        </w:rPr>
+      </w:pPr>
+      <w:r>
+        <w:rPr>
+          <w:rFonts w:ascii="Times New Roman" w:hAnsi="Times New Roman" w:cs="Times New Roman"/>
+          <w:sz w:val="28"/>
+          <w:szCs w:val="28"/>
+        </w:rPr>
+        <w:t>Average score is approximately 84.</w:t>
+      </w:r>
+    </w:p>
+    <w:p>
+      <w:pPr>
+        <w:rPr>
+          <w:rFonts w:ascii="Times New Roman" w:hAnsi="Times New Roman" w:cs="Times New Roman"/>
+          <w:sz w:val="28"/>
+          <w:szCs w:val="28"/>
+        </w:rPr>
+      </w:pPr>
+      <w:r>
+        <w:rPr>
+          <w:rFonts w:ascii="Times New Roman" w:hAnsi="Times New Roman" w:cs="Times New Roman"/>
+          <w:sz w:val="28"/>
+          <w:szCs w:val="28"/>
+        </w:rPr>
+        <w:t>Computer Science students registered for most courses.</w:t>
+      </w:r>
+    </w:p>
+    <w:p>
+      <w:pPr>
+        <w:rPr>
+          <w:rFonts w:ascii="Times New Roman" w:hAnsi="Times New Roman" w:cs="Times New Roman"/>
+          <w:sz w:val="28"/>
+          <w:szCs w:val="28"/>
+        </w:rPr>
+      </w:pPr>
+    </w:p>
+    <w:p>
+      <w:pPr>
         <w:rPr>
           <w:rFonts w:ascii="Times New Roman" w:hAnsi="Times New Roman" w:cs="Times New Roman"/>
           <w:b/>
@@ -759,71 +838,8 @@
           <w:sz w:val="28"/>
           <w:szCs w:val="28"/>
         </w:rPr>
-        <w:t>Diagnostic Analysis (Why Did It Happen?)</w:t>
-      </w:r>
-    </w:p>
-    <w:p>
-      <w:pPr>
-        <w:rPr>
-          <w:rFonts w:ascii="Times New Roman" w:hAnsi="Times New Roman" w:cs="Times New Roman"/>
-          <w:sz w:val="28"/>
-          <w:szCs w:val="28"/>
-        </w:rPr>
-      </w:pPr>
-      <w:r>
-        <w:rPr>
-          <w:rFonts w:ascii="Times New Roman" w:hAnsi="Times New Roman" w:cs="Times New Roman"/>
-          <w:sz w:val="28"/>
-          <w:szCs w:val="28"/>
-        </w:rPr>
-        <w:t xml:space="preserve">Students with higher scores consistently performed well across courses. </w:t>
-      </w:r>
-    </w:p>
-    <w:p>
-      <w:pPr>
-        <w:rPr>
-          <w:rFonts w:ascii="Times New Roman" w:hAnsi="Times New Roman" w:cs="Times New Roman"/>
-          <w:sz w:val="28"/>
-          <w:szCs w:val="28"/>
-        </w:rPr>
-      </w:pPr>
-      <w:r>
-        <w:rPr>
-          <w:rFonts w:ascii="Times New Roman" w:hAnsi="Times New Roman" w:cs="Times New Roman"/>
-          <w:sz w:val="28"/>
-          <w:szCs w:val="28"/>
-        </w:rPr>
-        <w:t xml:space="preserve">Some departments have stronger academic performance than others. </w:t>
-      </w:r>
-    </w:p>
-    <w:p>
-      <w:pPr>
-        <w:rPr>
-          <w:rFonts w:ascii="Times New Roman" w:hAnsi="Times New Roman" w:cs="Times New Roman"/>
-          <w:sz w:val="28"/>
-          <w:szCs w:val="28"/>
-        </w:rPr>
-      </w:pPr>
-      <w:r>
-        <w:rPr>
-          <w:rFonts w:ascii="Times New Roman" w:hAnsi="Times New Roman" w:cs="Times New Roman"/>
-          <w:sz w:val="28"/>
-          <w:szCs w:val="28"/>
-        </w:rPr>
-        <w:t>Course difficulty may affect student scores.</w:t>
-      </w:r>
-    </w:p>
-    <w:p>
-      <w:pPr>
-        <w:rPr>
-          <w:rFonts w:ascii="Times New Roman" w:hAnsi="Times New Roman" w:cs="Times New Roman"/>
-          <w:sz w:val="28"/>
-          <w:szCs w:val="28"/>
-        </w:rPr>
-      </w:pPr>
-    </w:p>
-    <w:p>
-      <w:pPr>
+      </w:pPr>
+      <w:r>
         <w:rPr>
           <w:rFonts w:ascii="Times New Roman" w:hAnsi="Times New Roman" w:cs="Times New Roman"/>
           <w:b/>
@@ -831,8 +847,71 @@
           <w:sz w:val="28"/>
           <w:szCs w:val="28"/>
         </w:rPr>
-      </w:pPr>
-      <w:r>
+        <w:t>Diagnostic Analysis (Why Did It Happen?)</w:t>
+      </w:r>
+    </w:p>
+    <w:p>
+      <w:pPr>
+        <w:rPr>
+          <w:rFonts w:ascii="Times New Roman" w:hAnsi="Times New Roman" w:cs="Times New Roman"/>
+          <w:sz w:val="28"/>
+          <w:szCs w:val="28"/>
+        </w:rPr>
+      </w:pPr>
+      <w:r>
+        <w:rPr>
+          <w:rFonts w:ascii="Times New Roman" w:hAnsi="Times New Roman" w:cs="Times New Roman"/>
+          <w:sz w:val="28"/>
+          <w:szCs w:val="28"/>
+        </w:rPr>
+        <w:t xml:space="preserve">Students with higher scores consistently performed well across courses. </w:t>
+      </w:r>
+    </w:p>
+    <w:p>
+      <w:pPr>
+        <w:rPr>
+          <w:rFonts w:ascii="Times New Roman" w:hAnsi="Times New Roman" w:cs="Times New Roman"/>
+          <w:sz w:val="28"/>
+          <w:szCs w:val="28"/>
+        </w:rPr>
+      </w:pPr>
+      <w:r>
+        <w:rPr>
+          <w:rFonts w:ascii="Times New Roman" w:hAnsi="Times New Roman" w:cs="Times New Roman"/>
+          <w:sz w:val="28"/>
+          <w:szCs w:val="28"/>
+        </w:rPr>
+        <w:t xml:space="preserve">Some departments have stronger academic performance than others. </w:t>
+      </w:r>
+    </w:p>
+    <w:p>
+      <w:pPr>
+        <w:rPr>
+          <w:rFonts w:ascii="Times New Roman" w:hAnsi="Times New Roman" w:cs="Times New Roman"/>
+          <w:sz w:val="28"/>
+          <w:szCs w:val="28"/>
+        </w:rPr>
+      </w:pPr>
+      <w:r>
+        <w:rPr>
+          <w:rFonts w:ascii="Times New Roman" w:hAnsi="Times New Roman" w:cs="Times New Roman"/>
+          <w:sz w:val="28"/>
+          <w:szCs w:val="28"/>
+        </w:rPr>
+        <w:t>Course difficulty may affect student scores.</w:t>
+      </w:r>
+    </w:p>
+    <w:p>
+      <w:pPr>
+        <w:rPr>
+          <w:rFonts w:ascii="Times New Roman" w:hAnsi="Times New Roman" w:cs="Times New Roman"/>
+          <w:sz w:val="28"/>
+          <w:szCs w:val="28"/>
+        </w:rPr>
+      </w:pPr>
+    </w:p>
+    <w:p>
+      <w:pPr>
         <w:rPr>
           <w:rFonts w:ascii="Times New Roman" w:hAnsi="Times New Roman" w:cs="Times New Roman"/>
           <w:b/>
@@ -840,6 +919,15 @@
           <w:sz w:val="28"/>
           <w:szCs w:val="28"/>
         </w:rPr>
+      </w:pPr>
+      <w:r>
+        <w:rPr>
+          <w:rFonts w:ascii="Times New Roman" w:hAnsi="Times New Roman" w:cs="Times New Roman"/>
+          <w:b/>
+          <w:bCs/>
+          <w:sz w:val="28"/>
+          <w:szCs w:val="28"/>
+        </w:rPr>
         <w:t>Prescriptive Analysis (What Should Be Done?)</w:t>
       </w:r>
     </w:p>
@@ -857,6 +945,7 @@
           <w:sz w:val="28"/>
           <w:szCs w:val="28"/>
         </w:rPr>
+        <w:lastRenderedPageBreak/>
         <w:t xml:space="preserve">Provide academic support to low-performing students. </w:t>
       </w:r>
     </w:p>
@@ -2011,6 +2100,7 @@
   <w:style w:type="character" w:default="1" w:styleId="DefaultParagraphFont">
     <w:name w:val="Default Paragraph Font"/>
     <w:uiPriority w:val="1"/>
+    <w:semiHidden/>
     <w:unhideWhenUsed/>
   </w:style>
   <w:style w:type="table" w:default="1" w:styleId="TableNormal">
